--- a/Task.docx
+++ b/Task.docx
@@ -1234,7 +1234,18 @@
                 <w:i/>
                 <w:iCs/>
               </w:rPr>
-              <w:t>Приказ № {{orderNo}}</w:t>
+              <w:t xml:space="preserve">Приказ № </w:t>
+            </w:r>
+            <w:r>
+              <w:t>{{</w:t>
+            </w:r>
+            <w:proofErr w:type="spellStart"/>
+            <w:r>
+              <w:t>docNum</w:t>
+            </w:r>
+            <w:proofErr w:type="spellEnd"/>
+            <w:r>
+              <w:t>}}-ком</w:t>
             </w:r>
           </w:p>
         </w:tc>
@@ -1436,7 +1447,15 @@
           </w:tcPr>
           <w:p>
             <w:r>
-              <w:t>{{purpose}}</w:t>
+              <w:t>{{</w:t>
+            </w:r>
+            <w:proofErr w:type="spellStart"/>
+            <w:r>
+              <w:t>purpose</w:t>
+            </w:r>
+            <w:proofErr w:type="spellEnd"/>
+            <w:r>
+              <w:t>}}</w:t>
             </w:r>
           </w:p>
         </w:tc>
@@ -3754,6 +3773,7 @@
   <w:style w:type="character" w:default="1" w:styleId="a0">
     <w:name w:val="Default Paragraph Font"/>
     <w:uiPriority w:val="1"/>
+    <w:semiHidden/>
     <w:unhideWhenUsed/>
   </w:style>
   <w:style w:type="table" w:default="1" w:styleId="a1">

--- a/Task.docx
+++ b/Task.docx
@@ -1245,7 +1245,7 @@
             </w:r>
             <w:proofErr w:type="spellEnd"/>
             <w:r>
-              <w:t>}}-ком</w:t>
+              <w:t>}}</w:t>
             </w:r>
           </w:p>
         </w:tc>

--- a/Task.docx
+++ b/Task.docx
@@ -2561,6 +2561,23 @@
             <w:pPr>
               <w:jc w:val="center"/>
             </w:pPr>
+            <w:r>
+              <w:t>{{</w:t>
+            </w:r>
+            <w:r>
+              <w:rPr>
+                <w:lang w:val="en-US"/>
+              </w:rPr>
+              <w:t>B</w:t>
+            </w:r>
+            <w:proofErr w:type="spellStart"/>
+            <w:r>
+              <w:t>pos</w:t>
+            </w:r>
+            <w:proofErr w:type="spellEnd"/>
+            <w:r>
+              <w:t>}}</w:t>
+            </w:r>
           </w:p>
         </w:tc>
         <w:tc>
@@ -2630,6 +2647,29 @@
             <w:pPr>
               <w:jc w:val="center"/>
             </w:pPr>
+            <w:r>
+              <w:rPr>
+                <w:i/>
+                <w:iCs/>
+              </w:rPr>
+              <w:t>{{</w:t>
+            </w:r>
+            <w:proofErr w:type="spellStart"/>
+            <w:r>
+              <w:rPr>
+                <w:i/>
+                <w:iCs/>
+              </w:rPr>
+              <w:t>Bfio</w:t>
+            </w:r>
+            <w:proofErr w:type="spellEnd"/>
+            <w:r>
+              <w:rPr>
+                <w:i/>
+                <w:iCs/>
+              </w:rPr>
+              <w:t>}}</w:t>
+            </w:r>
           </w:p>
         </w:tc>
       </w:tr>
@@ -3219,7 +3259,15 @@
     </w:p>
     <w:p>
       <w:r>
-        <w:t>1. Подтверждение проезда до места командировки и обратно (билеты, посадочные талоны, кассовые чеки на бензин, кассовые чеки на проезд по платной дороге и т.п.); указать сумму: {{trRub}}</w:t>
+        <w:t xml:space="preserve">1. Подтверждение проезда до места командировки и обратно (билеты, посадочные талоны, кассовые чеки на бензин, кассовые чеки на проезд по платной дороге и </w:t>
+      </w:r>
+      <w:proofErr w:type="gramStart"/>
+      <w:r>
+        <w:t>т.п.</w:t>
+      </w:r>
+      <w:proofErr w:type="gramEnd"/>
+      <w:r>
+        <w:t>); указать сумму: {{trRub}}</w:t>
       </w:r>
     </w:p>
     <w:p>
@@ -3229,7 +3277,15 @@
     </w:p>
     <w:p>
       <w:r>
-        <w:t>3. Подтверждение проживания в гостинице (ваучер, кассовые чеки, квитанции и т.п.), указать сумму: {{hotelRub}}</w:t>
+        <w:t xml:space="preserve">3. Подтверждение проживания в гостинице (ваучер, кассовые чеки, квитанции и </w:t>
+      </w:r>
+      <w:proofErr w:type="gramStart"/>
+      <w:r>
+        <w:t>т.п.</w:t>
+      </w:r>
+      <w:proofErr w:type="gramEnd"/>
+      <w:r>
+        <w:t>), указать сумму: {{hotelRub}}</w:t>
       </w:r>
     </w:p>
     <w:p>

--- a/Task.docx
+++ b/Task.docx
@@ -1439,7 +1439,7 @@
       </w:tr>
       <w:tr>
         <w:trPr>
-          <w:trHeight w:val="201"/>
+          <w:trHeight w:val="377"/>
         </w:trPr>
         <w:tc>
           <w:tcPr>
@@ -1468,37 +1468,6 @@
               <w:t>{{report}}</w:t>
             </w:r>
           </w:p>
-        </w:tc>
-      </w:tr>
-      <w:tr>
-        <w:trPr>
-          <w:trHeight w:val="247"/>
-        </w:trPr>
-        <w:tc>
-          <w:tcPr>
-            <w:tcW w:w="7883" w:type="dxa"/>
-          </w:tcPr>
-          <w:p/>
-        </w:tc>
-        <w:tc>
-          <w:tcPr>
-            <w:tcW w:w="7852" w:type="dxa"/>
-          </w:tcPr>
-          <w:p/>
-        </w:tc>
-      </w:tr>
-      <w:tr>
-        <w:tc>
-          <w:tcPr>
-            <w:tcW w:w="7883" w:type="dxa"/>
-          </w:tcPr>
-          <w:p/>
-        </w:tc>
-        <w:tc>
-          <w:tcPr>
-            <w:tcW w:w="7852" w:type="dxa"/>
-          </w:tcPr>
-          <w:p/>
         </w:tc>
       </w:tr>
     </w:tbl>
@@ -3259,15 +3228,7 @@
     </w:p>
     <w:p>
       <w:r>
-        <w:t xml:space="preserve">1. Подтверждение проезда до места командировки и обратно (билеты, посадочные талоны, кассовые чеки на бензин, кассовые чеки на проезд по платной дороге и </w:t>
-      </w:r>
-      <w:proofErr w:type="gramStart"/>
-      <w:r>
-        <w:t>т.п.</w:t>
-      </w:r>
-      <w:proofErr w:type="gramEnd"/>
-      <w:r>
-        <w:t>); указать сумму: {{trRub}}</w:t>
+        <w:t>1. Подтверждение проезда до места командировки и обратно (билеты, посадочные талоны, кассовые чеки на бензин, кассовые чеки на проезд по платной дороге и т.п.); указать сумму: {{trRub}}</w:t>
       </w:r>
     </w:p>
     <w:p>
@@ -3277,15 +3238,7 @@
     </w:p>
     <w:p>
       <w:r>
-        <w:t xml:space="preserve">3. Подтверждение проживания в гостинице (ваучер, кассовые чеки, квитанции и </w:t>
-      </w:r>
-      <w:proofErr w:type="gramStart"/>
-      <w:r>
-        <w:t>т.п.</w:t>
-      </w:r>
-      <w:proofErr w:type="gramEnd"/>
-      <w:r>
-        <w:t>), указать сумму: {{hotelRub}}</w:t>
+        <w:t>3. Подтверждение проживания в гостинице (ваучер, кассовые чеки, квитанции и т.п.), указать сумму: {{hotelRub}}</w:t>
       </w:r>
     </w:p>
     <w:p>
